--- a/docs/inventory/krolikovodstvo/docx/T03-genetics-zootech.docx
+++ b/docs/inventory/krolikovodstvo/docx/T03-genetics-zootech.docx
@@ -66,6 +66,309 @@
     </w:p>
     <w:p>
       <w:r>
+        <w:t>Ссылки на исходный ТЭО (файл:строка):</w:t>
+      </w:r>
+    </w:p>
+    <w:p>
+      <w:r>
+        <w:rPr>
+          <w:rFonts w:ascii="Consolas" w:hAnsi="Consolas"/>
+          <w:color w:val="1A568E"/>
+          <w:sz w:val="18"/>
+        </w:rPr>
+        <w:t>↳ docs/graphify-corpus/01-vvedenie-i-resume.md:10–16</w:t>
+      </w:r>
+    </w:p>
+    <w:p>
+      <w:r>
+        <w:rPr>
+          <w:rFonts w:ascii="Consolas" w:hAnsi="Consolas"/>
+          <w:color w:val="1A568E"/>
+          <w:sz w:val="18"/>
+        </w:rPr>
+        <w:t>↳ docs/graphify-corpus/01-vvedenie-i-resume.md:76–91</w:t>
+      </w:r>
+    </w:p>
+    <w:p>
+      <w:r>
+        <w:rPr>
+          <w:rFonts w:ascii="Consolas" w:hAnsi="Consolas"/>
+          <w:color w:val="1A568E"/>
+          <w:sz w:val="18"/>
+        </w:rPr>
+        <w:t>↳ docs/graphify-corpus/01-vvedenie-i-resume.md:103–115</w:t>
+      </w:r>
+    </w:p>
+    <w:p>
+      <w:r>
+        <w:rPr>
+          <w:rFonts w:ascii="Consolas" w:hAnsi="Consolas"/>
+          <w:color w:val="1A568E"/>
+          <w:sz w:val="18"/>
+        </w:rPr>
+        <w:t>↳ docs/graphify-corpus/01-vvedenie-i-resume.md:150–158</w:t>
+      </w:r>
+    </w:p>
+    <w:p>
+      <w:r>
+        <w:rPr>
+          <w:rFonts w:ascii="Consolas" w:hAnsi="Consolas"/>
+          <w:color w:val="1A568E"/>
+          <w:sz w:val="18"/>
+        </w:rPr>
+        <w:t>↳ docs/graphify-corpus/01-vvedenie-i-resume.md:181–187</w:t>
+      </w:r>
+    </w:p>
+    <w:p>
+      <w:r>
+        <w:rPr>
+          <w:rFonts w:ascii="Consolas" w:hAnsi="Consolas"/>
+          <w:color w:val="1A568E"/>
+          <w:sz w:val="18"/>
+        </w:rPr>
+        <w:t>↳ docs/graphify-corpus/01-vvedenie-i-resume.md:191–200</w:t>
+      </w:r>
+    </w:p>
+    <w:p>
+      <w:r>
+        <w:rPr>
+          <w:rFonts w:ascii="Consolas" w:hAnsi="Consolas"/>
+          <w:color w:val="1A568E"/>
+          <w:sz w:val="18"/>
+        </w:rPr>
+        <w:t>↳ docs/graphify-corpus/01-vvedenie-i-resume.md:216–223</w:t>
+      </w:r>
+    </w:p>
+    <w:p>
+      <w:r>
+        <w:rPr>
+          <w:rFonts w:ascii="Consolas" w:hAnsi="Consolas"/>
+          <w:color w:val="1A568E"/>
+          <w:sz w:val="18"/>
+        </w:rPr>
+        <w:t>↳ docs/graphify-corpus/01-vvedenie-i-resume.md:260–266</w:t>
+      </w:r>
+    </w:p>
+    <w:p>
+      <w:r>
+        <w:rPr>
+          <w:rFonts w:ascii="Consolas" w:hAnsi="Consolas"/>
+          <w:color w:val="1A568E"/>
+          <w:sz w:val="18"/>
+        </w:rPr>
+        <w:t>↳ docs/graphify-corpus/01-vvedenie-i-resume.md:330–336</w:t>
+      </w:r>
+    </w:p>
+    <w:p>
+      <w:r>
+        <w:rPr>
+          <w:rFonts w:ascii="Consolas" w:hAnsi="Consolas"/>
+          <w:color w:val="1A568E"/>
+          <w:sz w:val="18"/>
+        </w:rPr>
+        <w:t>↳ docs/graphify-corpus/01-vvedenie-i-resume.md:348–354</w:t>
+      </w:r>
+    </w:p>
+    <w:p>
+      <w:r>
+        <w:rPr>
+          <w:rFonts w:ascii="Consolas" w:hAnsi="Consolas"/>
+          <w:color w:val="1A568E"/>
+          <w:sz w:val="18"/>
+        </w:rPr>
+        <w:t>↳ docs/graphify-corpus/01-vvedenie-i-resume.md:374–382</w:t>
+      </w:r>
+    </w:p>
+    <w:p>
+      <w:r>
+        <w:rPr>
+          <w:rFonts w:ascii="Consolas" w:hAnsi="Consolas"/>
+          <w:color w:val="1A568E"/>
+          <w:sz w:val="18"/>
+        </w:rPr>
+        <w:t>↳ docs/graphify-corpus/01-vvedenie-i-resume.md:401–407</w:t>
+      </w:r>
+    </w:p>
+    <w:p>
+      <w:r>
+        <w:rPr>
+          <w:rFonts w:ascii="Consolas" w:hAnsi="Consolas"/>
+          <w:color w:val="1A568E"/>
+          <w:sz w:val="18"/>
+        </w:rPr>
+        <w:t>↳ docs/graphify-corpus/01-vvedenie-i-resume.md:424–430</w:t>
+      </w:r>
+    </w:p>
+    <w:p>
+      <w:r>
+        <w:rPr>
+          <w:rFonts w:ascii="Consolas" w:hAnsi="Consolas"/>
+          <w:color w:val="1A568E"/>
+          <w:sz w:val="18"/>
+        </w:rPr>
+        <w:t>↳ docs/graphify-corpus/01-vvedenie-i-resume.md:470–476</w:t>
+      </w:r>
+    </w:p>
+    <w:p>
+      <w:r>
+        <w:rPr>
+          <w:rFonts w:ascii="Consolas" w:hAnsi="Consolas"/>
+          <w:color w:val="1A568E"/>
+          <w:sz w:val="18"/>
+        </w:rPr>
+        <w:t>↳ docs/graphify-corpus/01-vvedenie-i-resume.md:568–574</w:t>
+      </w:r>
+    </w:p>
+    <w:p>
+      <w:r>
+        <w:rPr>
+          <w:rFonts w:ascii="Consolas" w:hAnsi="Consolas"/>
+          <w:color w:val="1A568E"/>
+          <w:sz w:val="18"/>
+        </w:rPr>
+        <w:t>↳ docs/graphify-corpus/01-vvedenie-i-resume.md:633–639</w:t>
+      </w:r>
+    </w:p>
+    <w:p>
+      <w:r>
+        <w:rPr>
+          <w:rFonts w:ascii="Consolas" w:hAnsi="Consolas"/>
+          <w:color w:val="1A568E"/>
+          <w:sz w:val="18"/>
+        </w:rPr>
+        <w:t>↳ docs/graphify-corpus/01-vvedenie-i-resume.md:719–807</w:t>
+      </w:r>
+    </w:p>
+    <w:p>
+      <w:r>
+        <w:rPr>
+          <w:rFonts w:ascii="Consolas" w:hAnsi="Consolas"/>
+          <w:color w:val="1A568E"/>
+          <w:sz w:val="18"/>
+        </w:rPr>
+        <w:t>↳ docs/graphify-corpus/01-vvedenie-i-resume.md:858–868</w:t>
+      </w:r>
+    </w:p>
+    <w:p>
+      <w:r>
+        <w:rPr>
+          <w:rFonts w:ascii="Consolas" w:hAnsi="Consolas"/>
+          <w:color w:val="1A568E"/>
+          <w:sz w:val="18"/>
+        </w:rPr>
+        <w:t>↳ docs/graphify-corpus/01-vvedenie-i-resume.md:933–939</w:t>
+      </w:r>
+    </w:p>
+    <w:p>
+      <w:r>
+        <w:rPr>
+          <w:rFonts w:ascii="Consolas" w:hAnsi="Consolas"/>
+          <w:color w:val="1A568E"/>
+          <w:sz w:val="18"/>
+        </w:rPr>
+        <w:t>↳ docs/graphify-corpus/01-vvedenie-i-resume.md:963–969</w:t>
+      </w:r>
+    </w:p>
+    <w:p>
+      <w:r>
+        <w:rPr>
+          <w:rFonts w:ascii="Consolas" w:hAnsi="Consolas"/>
+          <w:color w:val="1A568E"/>
+          <w:sz w:val="18"/>
+        </w:rPr>
+        <w:t>↳ docs/graphify-corpus/01-vvedenie-i-resume.md:1041–1051</w:t>
+      </w:r>
+    </w:p>
+    <w:p>
+      <w:r>
+        <w:rPr>
+          <w:rFonts w:ascii="Consolas" w:hAnsi="Consolas"/>
+          <w:color w:val="1A568E"/>
+          <w:sz w:val="18"/>
+        </w:rPr>
+        <w:t>↳ docs/graphify-corpus/01-vvedenie-i-resume.md:1053–1059</w:t>
+      </w:r>
+    </w:p>
+    <w:p>
+      <w:r>
+        <w:rPr>
+          <w:rFonts w:ascii="Consolas" w:hAnsi="Consolas"/>
+          <w:color w:val="1A568E"/>
+          <w:sz w:val="18"/>
+        </w:rPr>
+        <w:t>↳ docs/graphify-corpus/01-vvedenie-i-resume.md:1065–1071</w:t>
+      </w:r>
+    </w:p>
+    <w:p>
+      <w:r>
+        <w:rPr>
+          <w:rFonts w:ascii="Consolas" w:hAnsi="Consolas"/>
+          <w:color w:val="1A568E"/>
+          <w:sz w:val="18"/>
+        </w:rPr>
+        <w:t>↳ docs/graphify-corpus/01-vvedenie-i-resume.md:1077–1083</w:t>
+      </w:r>
+    </w:p>
+    <w:p>
+      <w:r>
+        <w:rPr>
+          <w:rFonts w:ascii="Consolas" w:hAnsi="Consolas"/>
+          <w:color w:val="1A568E"/>
+          <w:sz w:val="18"/>
+        </w:rPr>
+        <w:t>↳ docs/graphify-corpus/01-vvedenie-i-resume.md:1174–1192</w:t>
+      </w:r>
+    </w:p>
+    <w:p>
+      <w:r>
+        <w:rPr>
+          <w:rFonts w:ascii="Consolas" w:hAnsi="Consolas"/>
+          <w:color w:val="1A568E"/>
+          <w:sz w:val="18"/>
+        </w:rPr>
+        <w:t>↳ docs/graphify-corpus/01-vvedenie-i-resume.md:1635–1641</w:t>
+      </w:r>
+    </w:p>
+    <w:p>
+      <w:r>
+        <w:rPr>
+          <w:rFonts w:ascii="Consolas" w:hAnsi="Consolas"/>
+          <w:color w:val="1A568E"/>
+          <w:sz w:val="18"/>
+        </w:rPr>
+        <w:t>↳ docs/graphify-corpus/01-vvedenie-i-resume.md:1648–1655</w:t>
+      </w:r>
+    </w:p>
+    <w:p>
+      <w:r>
+        <w:rPr>
+          <w:rFonts w:ascii="Consolas" w:hAnsi="Consolas"/>
+          <w:color w:val="1A568E"/>
+          <w:sz w:val="18"/>
+        </w:rPr>
+        <w:t>↳ docs/graphify-corpus/01-vvedenie-i-resume.md:1674–1680</w:t>
+      </w:r>
+    </w:p>
+    <w:p>
+      <w:r>
+        <w:rPr>
+          <w:rFonts w:ascii="Consolas" w:hAnsi="Consolas"/>
+          <w:color w:val="1A568E"/>
+          <w:sz w:val="18"/>
+        </w:rPr>
+        <w:t>↳ docs/graphify-corpus/01-vvedenie-i-resume.md:1687–1693</w:t>
+      </w:r>
+    </w:p>
+    <w:p>
+      <w:pPr>
+        <w:pStyle w:val="Heading3"/>
+      </w:pPr>
+      <w:r>
+        <w:t>Фрагмент docs/graphify-corpus/01-vvedenie-i-resume.md:10–16</w:t>
+      </w:r>
+    </w:p>
+    <w:p>
+      <w:r>
         <w:t>ТЕХНИКО-ЭКОНОМИЧЕСКОЕ ОБОСНОВАНИЕ ЭФФЕКТИВНОСТИ ПРОЕКТА:</w:t>
       </w:r>
     </w:p>
@@ -77,6 +380,14 @@
     <w:p>
       <w:r>
         <w:t>СВОДНЫЕ ДАННЫЕ ПО ПРОЕКТУ</w:t>
+      </w:r>
+    </w:p>
+    <w:p>
+      <w:pPr>
+        <w:pStyle w:val="Heading3"/>
+      </w:pPr>
+      <w:r>
+        <w:t>Фрагмент docs/graphify-corpus/01-vvedenie-i-resume.md:76–91</w:t>
       </w:r>
     </w:p>
     <w:p>
@@ -119,6 +430,14 @@
       </w:r>
     </w:p>
     <w:p>
+      <w:pPr>
+        <w:pStyle w:val="Heading3"/>
+      </w:pPr>
+      <w:r>
+        <w:t>Фрагмент docs/graphify-corpus/01-vvedenie-i-resume.md:103–115</w:t>
+      </w:r>
+    </w:p>
+    <w:p>
       <w:r>
         <w:t>Проект направлен на создание крупного, вертикально интегрированного агропромышленного комплекса на территории Херсонской области РФ, с полным циклом производства от выращивания кормов до глубокой переработки животноводческой продукции.</w:t>
         <w:br/>
@@ -148,6 +467,14 @@
       </w:r>
     </w:p>
     <w:p>
+      <w:pPr>
+        <w:pStyle w:val="Heading3"/>
+      </w:pPr>
+      <w:r>
+        <w:t>Фрагмент docs/graphify-corpus/01-vvedenie-i-resume.md:150–158</w:t>
+      </w:r>
+    </w:p>
+    <w:p>
       <w:r>
         <w:t>Высокий спрос на телятину и ягнятину</w:t>
         <w:br/>
@@ -170,6 +497,14 @@
       </w:r>
     </w:p>
     <w:p>
+      <w:pPr>
+        <w:pStyle w:val="Heading3"/>
+      </w:pPr>
+      <w:r>
+        <w:t>Фрагмент docs/graphify-corpus/01-vvedenie-i-resume.md:181–187</w:t>
+      </w:r>
+    </w:p>
+    <w:p>
       <w:r>
         <w:t>Снижение себестоимости мяса через организацию глубокой переработки побочных продуктов и отходов животноводства. Мы планируем организовать полностью автоматизированный, крупномасштабный и современный убойный цех для крупного и мелкого рогатого скота, оснащённый европейскими технологиями. Мощность убойного цеха составит 525,6 тыс. голов крупного рогатого скота и 4 380,0 тыс. голов мелкого рогатого скота в год. Услуги убойного цеха будут предоставляться производителям мяса на бесплатной основе. Взамен они оставят нам шкуры, головы и лапы скота, а также кровь. Эти побочные продукты мы направим на глубокую переработку: шкуры, головы и лапы — на производство халяльного желатина, кровь — на производство кровяной муки. Таким образом, мы сможем получать доход, покрывающий все расходы на производство мяса.</w:t>
         <w:br/>
@@ -184,6 +519,14 @@
         <w:t>Навоз животных используется на биогазовом заводе для получения энергии. Твердые остатки после переработки на биогазовой установке применяются в производстве компоста — натурального удобрения;</w:t>
         <w:br/>
         <w:t>Шкуры животных перерабатываются на нашем кожевенном заводе;</w:t>
+      </w:r>
+    </w:p>
+    <w:p>
+      <w:pPr>
+        <w:pStyle w:val="Heading3"/>
+      </w:pPr>
+      <w:r>
+        <w:t>Фрагмент docs/graphify-corpus/01-vvedenie-i-resume.md:191–200</w:t>
       </w:r>
     </w:p>
     <w:p>
@@ -211,6 +554,14 @@
       </w:r>
     </w:p>
     <w:p>
+      <w:pPr>
+        <w:pStyle w:val="Heading3"/>
+      </w:pPr>
+      <w:r>
+        <w:t>Фрагмент docs/graphify-corpus/01-vvedenie-i-resume.md:216–223</w:t>
+      </w:r>
+    </w:p>
+    <w:p>
       <w:r>
         <w:t>Планируемый ежедневный объём поставок: 130-140 тонн.</w:t>
         <w:br/>
@@ -227,6 +578,14 @@
         <w:t>81 517 голов — ягнята;</w:t>
         <w:br/>
         <w:t>81 517 голов — бараны (для откорма).</w:t>
+      </w:r>
+    </w:p>
+    <w:p>
+      <w:pPr>
+        <w:pStyle w:val="Heading3"/>
+      </w:pPr>
+      <w:r>
+        <w:t>Фрагмент docs/graphify-corpus/01-vvedenie-i-resume.md:260–266</w:t>
       </w:r>
     </w:p>
     <w:p>
@@ -248,6 +607,14 @@
       </w:r>
     </w:p>
     <w:p>
+      <w:pPr>
+        <w:pStyle w:val="Heading3"/>
+      </w:pPr>
+      <w:r>
+        <w:t>Фрагмент docs/graphify-corpus/01-vvedenie-i-resume.md:330–336</w:t>
+      </w:r>
+    </w:p>
+    <w:p>
       <w:r>
         <w:t>Планируемый срок реализации проекта: 2025 – 2028 годы включительно.</w:t>
       </w:r>
@@ -263,6 +630,14 @@
       </w:r>
     </w:p>
     <w:p>
+      <w:pPr>
+        <w:pStyle w:val="Heading3"/>
+      </w:pPr>
+      <w:r>
+        <w:t>Фрагмент docs/graphify-corpus/01-vvedenie-i-resume.md:348–354</w:t>
+      </w:r>
+    </w:p>
+    <w:p>
       <w:r>
         <w:t>Основными продуктами для изготовления комбикорма будут являться шрот подсолнечника и сои. Мы планируем перерабатывать подсолнечник и сои в масложировом комбинате.</w:t>
       </w:r>
@@ -275,6 +650,14 @@
     <w:p>
       <w:r>
         <w:t>На заводе будут производиться высококачественные комбикорма, которые обеспечат здоровье животных, исключая необходимость в применении дополнительных лекарств. Для производства комбикормов мы будем использовать сырье, выращенное на собственных сельскохозяйственных угодьях.</w:t>
+      </w:r>
+    </w:p>
+    <w:p>
+      <w:pPr>
+        <w:pStyle w:val="Heading3"/>
+      </w:pPr>
+      <w:r>
+        <w:t>Фрагмент docs/graphify-corpus/01-vvedenie-i-resume.md:374–382</w:t>
       </w:r>
     </w:p>
     <w:p>
@@ -300,6 +683,14 @@
       </w:r>
     </w:p>
     <w:p>
+      <w:pPr>
+        <w:pStyle w:val="Heading3"/>
+      </w:pPr>
+      <w:r>
+        <w:t>Фрагмент docs/graphify-corpus/01-vvedenie-i-resume.md:401–407</w:t>
+      </w:r>
+    </w:p>
+    <w:p>
       <w:r>
         <w:t>Срок реализации проекта: 2025–2028 годы включительно.</w:t>
       </w:r>
@@ -317,6 +708,14 @@
       </w:r>
     </w:p>
     <w:p>
+      <w:pPr>
+        <w:pStyle w:val="Heading3"/>
+      </w:pPr>
+      <w:r>
+        <w:t>Фрагмент docs/graphify-corpus/01-vvedenie-i-resume.md:424–430</w:t>
+      </w:r>
+    </w:p>
+    <w:p>
       <w:r>
         <w:t>Проектная мощность установок позволяет производить больше энергии, чем необходимо для внутреннего потребления. Излишки электроэнергии будут продаваться государству.</w:t>
       </w:r>
@@ -329,6 +728,14 @@
     <w:p>
       <w:r>
         <w:t>На заводе будут производиться высококачественные комбикорма, которые обеспечат здоровье животных, исключая необходимость в применении дополнительных лекарств. Для производства комбикормов мы будем использовать сырье, выращенное на собственных сельскохозяйственных угодьях.</w:t>
+      </w:r>
+    </w:p>
+    <w:p>
+      <w:pPr>
+        <w:pStyle w:val="Heading3"/>
+      </w:pPr>
+      <w:r>
+        <w:t>Фрагмент docs/graphify-corpus/01-vvedenie-i-resume.md:470–476</w:t>
       </w:r>
     </w:p>
     <w:p>
@@ -349,6 +756,14 @@
       </w:r>
     </w:p>
     <w:p>
+      <w:pPr>
+        <w:pStyle w:val="Heading3"/>
+      </w:pPr>
+      <w:r>
+        <w:t>Фрагмент docs/graphify-corpus/01-vvedenie-i-resume.md:568–574</w:t>
+      </w:r>
+    </w:p>
+    <w:p>
       <w:r>
         <w:t>Нежная ягнятина — мясо с тонким вкусом и высокой питательной ценностью, признанное за полезность и низкое содержание жира;</w:t>
         <w:br/>
@@ -366,6 +781,14 @@
       </w:r>
     </w:p>
     <w:p>
+      <w:pPr>
+        <w:pStyle w:val="Heading3"/>
+      </w:pPr>
+      <w:r>
+        <w:t>Фрагмент docs/graphify-corpus/01-vvedenie-i-resume.md:633–639</w:t>
+      </w:r>
+    </w:p>
+    <w:p>
       <w:r>
         <w:t>Высококачественная продукция: Производство мяса (в том числе нежного мяса телятины и ягненка, мраморного мяса говядины, нежного мяса кролика), кожи, желатина, а также овощей и цветов в крупном объеме, соответствующих высоким стандартам качества, с получением соответствующих сертификатов.</w:t>
         <w:br/>
@@ -380,6 +803,14 @@
         <w:t>Высокая производственная мощность: Заводы, теплицы и перерабатывающие комплексы обеспечат значительный объем продукции, что позволит достичь высокой конкурентоспособности на рынке.</w:t>
         <w:br/>
         <w:t>Использование солнечных панелей: Установка солнечных панелей для снабжения энергии, что позволит снизить себестоимость продукции, зависимость от традиционных источников энергии и повысить экологичность проекта.</w:t>
+      </w:r>
+    </w:p>
+    <w:p>
+      <w:pPr>
+        <w:pStyle w:val="Heading3"/>
+      </w:pPr>
+      <w:r>
+        <w:t>Фрагмент docs/graphify-corpus/01-vvedenie-i-resume.md:719–807</w:t>
       </w:r>
     </w:p>
     <w:p>
@@ -585,6 +1016,14 @@
       </w:r>
     </w:p>
     <w:p>
+      <w:pPr>
+        <w:pStyle w:val="Heading3"/>
+      </w:pPr>
+      <w:r>
+        <w:t>Фрагмент docs/graphify-corpus/01-vvedenie-i-resume.md:858–868</w:t>
+      </w:r>
+    </w:p>
+    <w:p>
       <w:r>
         <w:t>ЖИВОТНОВОДЧЕСКАЯ ФЕРМА</w:t>
       </w:r>
@@ -610,6 +1049,14 @@
       </w:r>
     </w:p>
     <w:p>
+      <w:pPr>
+        <w:pStyle w:val="Heading3"/>
+      </w:pPr>
+      <w:r>
+        <w:t>Фрагмент docs/graphify-corpus/01-vvedenie-i-resume.md:933–939</w:t>
+      </w:r>
+    </w:p>
+    <w:p>
       <w:r>
         <w:t>Мировой спрос на желатин с годами увеличивается. В недавнем отчете указывается, что годовой объем производства желатина в мире составляет почти 326 000 тонн, при этом наибольший процент (46%) приходится на производство желатина из свиной кожи, за которым следуют коровьи шкуры (29,4%), кости (23,1%) и другие источники (1,5%).) (Карим и Бхатт, 2009). В Европе около 80% пищевого желатина вырабатывается из кожи свиньи (Boran and Regenstein, 2010).</w:t>
       </w:r>
@@ -622,6 +1069,14 @@
     <w:p>
       <w:r>
         <w:t>Кролики будут питаться комбинированным сухим кормом, который будет приготовлен по специальной рецептуре, разработанной ведущими европейскими специалистами. Этот подход способствует поддержанию здоровья животных, улучшению качества мяса и повышению общей продуктивности.</w:t>
+      </w:r>
+    </w:p>
+    <w:p>
+      <w:pPr>
+        <w:pStyle w:val="Heading3"/>
+      </w:pPr>
+      <w:r>
+        <w:t>Фрагмент docs/graphify-corpus/01-vvedenie-i-resume.md:963–969</w:t>
       </w:r>
     </w:p>
     <w:p>
@@ -639,6 +1094,14 @@
     <w:p>
       <w:r>
         <w:t>За счет создания собственной кормовой базы и использования зеленой энергии мы планируем:</w:t>
+      </w:r>
+    </w:p>
+    <w:p>
+      <w:pPr>
+        <w:pStyle w:val="Heading3"/>
+      </w:pPr>
+      <w:r>
+        <w:t>Фрагмент docs/graphify-corpus/01-vvedenie-i-resume.md:1041–1051</w:t>
       </w:r>
     </w:p>
     <w:p>
@@ -668,6 +1131,14 @@
       </w:r>
     </w:p>
     <w:p>
+      <w:pPr>
+        <w:pStyle w:val="Heading3"/>
+      </w:pPr>
+      <w:r>
+        <w:t>Фрагмент docs/graphify-corpus/01-vvedenie-i-resume.md:1053–1059</w:t>
+      </w:r>
+    </w:p>
+    <w:p>
       <w:r>
         <w:t>Водоснабжение – 72,0 м3/час. Источник: собственная артезианская скважина.</w:t>
         <w:br/>
@@ -684,6 +1155,14 @@
         <w:t>Производственная мощность:</w:t>
         <w:br/>
         <w:t>27,0 - 30,0 тонна в час;</w:t>
+      </w:r>
+    </w:p>
+    <w:p>
+      <w:pPr>
+        <w:pStyle w:val="Heading3"/>
+      </w:pPr>
+      <w:r>
+        <w:t>Фрагмент docs/graphify-corpus/01-vvedenie-i-resume.md:1065–1071</w:t>
       </w:r>
     </w:p>
     <w:p>
@@ -706,6 +1185,14 @@
       </w:r>
     </w:p>
     <w:p>
+      <w:pPr>
+        <w:pStyle w:val="Heading3"/>
+      </w:pPr>
+      <w:r>
+        <w:t>Фрагмент docs/graphify-corpus/01-vvedenie-i-resume.md:1077–1083</w:t>
+      </w:r>
+    </w:p>
+    <w:p>
       <w:r>
         <w:t>Водоснабжение – 3,0 м3/час. Источник: собственная артезианская скважина.</w:t>
         <w:br/>
@@ -722,6 +1209,14 @@
         <w:t>Производственная мощность:</w:t>
         <w:br/>
         <w:t>5,0 тонн в час;</w:t>
+      </w:r>
+    </w:p>
+    <w:p>
+      <w:pPr>
+        <w:pStyle w:val="Heading3"/>
+      </w:pPr>
+      <w:r>
+        <w:t>Фрагмент docs/graphify-corpus/01-vvedenie-i-resume.md:1174–1192</w:t>
       </w:r>
     </w:p>
     <w:p>
@@ -772,6 +1267,14 @@
       </w:r>
     </w:p>
     <w:p>
+      <w:pPr>
+        <w:pStyle w:val="Heading3"/>
+      </w:pPr>
+      <w:r>
+        <w:t>Фрагмент docs/graphify-corpus/01-vvedenie-i-resume.md:1635–1641</w:t>
+      </w:r>
+    </w:p>
+    <w:p>
       <w:r>
         <w:t>Кроме того, необходимо уделять максимум внимания здоровью животных: при наличии инфекции может заболеть и умереть большая часть поголовья. Кролики очень чувствительны к условиям содержания и микроклимату. Высокая температура воздуха и повышенная влажность являются стрессом для кроликов, что в свою очередь уменьшает репродуктивность. 15 °C – комфортная температура для кроликов, а наивысшая репродуктивность достигается оптимальной длительностью светового дня – около 15 часов в сутки. Для кроликов важен сухой климат и отсутствие ветра и сквозняков.</w:t>
       </w:r>
@@ -784,6 +1287,14 @@
     <w:p>
       <w:r>
         <w:t>Вторая задача – наладить производство качественного российского комбикорма для кроликов. Больше половины себестоимости мяса приходится именно на корм, поэтому так важно сократить издержки на его покупку. В данный момент промышленные производители не довольны качеством предлагаемого отечественными производителями корма.</w:t>
+      </w:r>
+    </w:p>
+    <w:p>
+      <w:pPr>
+        <w:pStyle w:val="Heading3"/>
+      </w:pPr>
+      <w:r>
+        <w:t>Фрагмент docs/graphify-corpus/01-vvedenie-i-resume.md:1648–1655</w:t>
       </w:r>
     </w:p>
     <w:p>
@@ -806,6 +1317,14 @@
       </w:r>
     </w:p>
     <w:p>
+      <w:pPr>
+        <w:pStyle w:val="Heading3"/>
+      </w:pPr>
+      <w:r>
+        <w:t>Фрагмент docs/graphify-corpus/01-vvedenie-i-resume.md:1674–1680</w:t>
+      </w:r>
+    </w:p>
+    <w:p>
       <w:r>
         <w:t>5. Сложности с получением земельных участков, льготных кредитов, субсидий на племенных животных, корма.</w:t>
         <w:br/>
@@ -820,6 +1339,14 @@
         <w:t>10. Расширение географии размещения кроликоферм, в т.ч. на Дальнем Востоке и в Арктической зоне.</w:t>
         <w:br/>
         <w:t>11. Нет мотивации в подготовке высококвалифицированных кадров.</w:t>
+      </w:r>
+    </w:p>
+    <w:p>
+      <w:pPr>
+        <w:pStyle w:val="Heading3"/>
+      </w:pPr>
+      <w:r>
+        <w:t>Фрагмент docs/graphify-corpus/01-vvedenie-i-resume.md:1687–1693</w:t>
       </w:r>
     </w:p>
     <w:p>
@@ -846,6 +1373,21 @@
       </w:r>
     </w:p>
     <w:p>
+      <w:r>
+        <w:t>Ссылки на исходный ТЭО (файл:строка):</w:t>
+      </w:r>
+    </w:p>
+    <w:p>
+      <w:r>
+        <w:rPr>
+          <w:rFonts w:ascii="Consolas" w:hAnsi="Consolas"/>
+          <w:color w:val="1A568E"/>
+          <w:sz w:val="18"/>
+        </w:rPr>
+        <w:t>↳ docs/graphify-corpus/03-proizvodstvo-i-tehnologii.md:1411</w:t>
+      </w:r>
+    </w:p>
+    <w:p>
       <w:pPr>
         <w:pStyle w:val="Heading2"/>
       </w:pPr>
@@ -859,6 +1401,21 @@
       </w:pPr>
       <w:r>
         <w:t>Источник: docs/teo/124-кролики-особенности-содержания-и-разведения.md (дубль зоотехнии — сверять с corpus)</w:t>
+      </w:r>
+    </w:p>
+    <w:p>
+      <w:r>
+        <w:t>Ссылки на исходный ТЭО (файл:строка):</w:t>
+      </w:r>
+    </w:p>
+    <w:p>
+      <w:r>
+        <w:rPr>
+          <w:rFonts w:ascii="Consolas" w:hAnsi="Consolas"/>
+          <w:color w:val="1A568E"/>
+          <w:sz w:val="18"/>
+        </w:rPr>
+        <w:t>↳ docs/teo/124-кролики-особенности-содержания-и-разведения.md:1–104</w:t>
       </w:r>
     </w:p>
     <w:p>

--- a/docs/inventory/krolikovodstvo/docx/T03-genetics-zootech.docx
+++ b/docs/inventory/krolikovodstvo/docx/T03-genetics-zootech.docx
@@ -176,7 +176,7 @@
           <w:color w:val="1A568E"/>
           <w:sz w:val="18"/>
         </w:rPr>
-        <w:t>↳ docs/graphify-corpus/01-vvedenie-i-resume.md:374–382</w:t>
+        <w:t>↳ docs/graphify-corpus/01-vvedenie-i-resume.md:374–388</w:t>
       </w:r>
     </w:p>
     <w:p>
@@ -657,7 +657,7 @@
         <w:pStyle w:val="Heading3"/>
       </w:pPr>
       <w:r>
-        <w:t>Фрагмент docs/graphify-corpus/01-vvedenie-i-resume.md:374–382</w:t>
+        <w:t>Фрагмент docs/graphify-corpus/01-vvedenie-i-resume.md:374–388</w:t>
       </w:r>
     </w:p>
     <w:p>
@@ -680,6 +680,21 @@
     <w:p>
       <w:r>
         <w:t>Параметры производства мяса кролика</w:t>
+      </w:r>
+    </w:p>
+    <w:p>
+      <w:r>
+        <w:t>Генетический центр:</w:t>
+        <w:br/>
+        <w:t>Генетический центр - на 100 000 голов.</w:t>
+        <w:br/>
+        <w:t>Самка кролика может рожать 4–6 раз в год;</w:t>
+        <w:br/>
+        <w:t>Рождаемость кроликов: Один помет может содержать от 8 до 14 крольчат.</w:t>
+        <w:br/>
+        <w:t>Годовая рождаемость (с учетом 15% смертности):</w:t>
+        <w:br/>
+        <w:t>Самки: 757 350 голов</w:t>
       </w:r>
     </w:p>
     <w:p>
@@ -1369,7 +1384,7 @@
         <w:pStyle w:val="Heading2"/>
       </w:pPr>
       <w:r>
-        <w:t>Источник: docs/graphify-corpus/03-proizvodstvo-i-tehnologii.md</w:t>
+        <w:t>Источник: docs/graphify-corpus/03-proizvodstvo-i-tehnologii.md (дубль teo/124 — сверять построчно)</w:t>
       </w:r>
     </w:p>
     <w:p>
@@ -1388,6 +1403,34 @@
       </w:r>
     </w:p>
     <w:p>
+      <w:r>
+        <w:rPr>
+          <w:rFonts w:ascii="Consolas" w:hAnsi="Consolas"/>
+          <w:color w:val="1A568E"/>
+          <w:sz w:val="18"/>
+        </w:rPr>
+        <w:t>↳ docs/graphify-corpus/03-proizvodstvo-i-tehnologii.md:1413–1416</w:t>
+      </w:r>
+    </w:p>
+    <w:p>
+      <w:r>
+        <w:rPr>
+          <w:rFonts w:ascii="Consolas" w:hAnsi="Consolas"/>
+          <w:color w:val="1A568E"/>
+          <w:sz w:val="18"/>
+        </w:rPr>
+        <w:t>↳ docs/graphify-corpus/03-proizvodstvo-i-tehnologii.md:1418–1425</w:t>
+      </w:r>
+    </w:p>
+    <w:p>
+      <w:pPr>
+        <w:pStyle w:val="Heading3"/>
+      </w:pPr>
+      <w:r>
+        <w:t>Фрагмент docs/graphify-corpus/03-proizvodstvo-i-tehnologii.md:1411</w:t>
+      </w:r>
+    </w:p>
+    <w:p>
       <w:pPr>
         <w:pStyle w:val="Heading2"/>
       </w:pPr>
@@ -1397,33 +1440,10 @@
     </w:p>
     <w:p>
       <w:pPr>
-        <w:pStyle w:val="Heading2"/>
+        <w:pStyle w:val="Heading3"/>
       </w:pPr>
       <w:r>
-        <w:t>Источник: docs/teo/124-кролики-особенности-содержания-и-разведения.md (дубль зоотехнии — сверять с corpus)</w:t>
-      </w:r>
-    </w:p>
-    <w:p>
-      <w:r>
-        <w:t>Ссылки на исходный ТЭО (файл:строка):</w:t>
-      </w:r>
-    </w:p>
-    <w:p>
-      <w:r>
-        <w:rPr>
-          <w:rFonts w:ascii="Consolas" w:hAnsi="Consolas"/>
-          <w:color w:val="1A568E"/>
-          <w:sz w:val="18"/>
-        </w:rPr>
-        <w:t>↳ docs/teo/124-кролики-особенности-содержания-и-разведения.md:1–104</w:t>
-      </w:r>
-    </w:p>
-    <w:p>
-      <w:pPr>
-        <w:pStyle w:val="Heading2"/>
-      </w:pPr>
-      <w:r>
-        <w:t>Кролики: особенности содержания и разведения</w:t>
+        <w:t>Фрагмент docs/graphify-corpus/03-proizvodstvo-i-tehnologii.md:1413–1416</w:t>
       </w:r>
     </w:p>
     <w:p>
@@ -1441,8 +1461,22 @@
         <w:t>О развитии крольчат судят по их весу. При рождении малыши весят 50-70 грамм, а на двадцатый день – в 5-6 раз больше (250-300 грамм). Интенсивность роста зависит от молочности кролематок и количества крольчат в помете.</w:t>
         <w:br/>
         <w:t>Отсаживают малышей от матери при достижении 30-45-дневного возраста. Продуктивность разводимых кроликов очень высока. После рождения их откармливают в течение 80-90 дней и продают на мясо. Чистый вес каждого кролика составляет от 1,8 до 3 килограммов.</w:t>
-        <w:br/>
-        <w:t>## Кормление</w:t>
+      </w:r>
+    </w:p>
+    <w:p>
+      <w:pPr>
+        <w:pStyle w:val="Heading3"/>
+      </w:pPr>
+      <w:r>
+        <w:t>Фрагмент docs/graphify-corpus/03-proizvodstvo-i-tehnologii.md:1418–1425</w:t>
+      </w:r>
+    </w:p>
+    <w:p>
+      <w:pPr>
+        <w:pStyle w:val="Heading3"/>
+      </w:pPr>
+      <w:r>
+        <w:t>Кормление</w:t>
       </w:r>
     </w:p>
     <w:p>
@@ -1460,217 +1494,6 @@
         <w:t>Рекомендуется добавлять в корм шроты, жмых, обрат, молоко, рыбную и мясную муку, минеральные и витаминные добавки.</w:t>
         <w:br/>
         <w:t>Кормят кроликов – 2-3 раза в день в одно время. Всегда в клетке должна находиться поилка с водой. Зимой воду заменяют чистым снегом.</w:t>
-      </w:r>
-    </w:p>
-    <w:p>
-      <w:pPr>
-        <w:pStyle w:val="Heading3"/>
-      </w:pPr>
-      <w:r>
-        <w:t>Технология переработки мяса кролика</w:t>
-      </w:r>
-    </w:p>
-    <w:p>
-      <w:r>
-        <w:t>Технологический процесс переработки кролика предусматривает последовательное выполнение операций начиная от забоя животных до маркировки и упаковки готового продукта для отправки торговым организациям.</w:t>
-      </w:r>
-    </w:p>
-    <w:p>
-      <w:r>
-        <w:t>Подготовка тушек для переработки</w:t>
-        <w:br/>
-        <w:t>Нутрование тушек</w:t>
-        <w:br/>
-        <w:t>Охлаждение и хранение мяса кроликов</w:t>
-        <w:br/>
-        <w:t>Первичная обработка кролика</w:t>
-        <w:br/>
-        <w:t>Схема разделки кролика</w:t>
-        <w:br/>
-        <w:t>Особенности технологического оборудования для переработки кролика</w:t>
-        <w:br/>
-        <w:t>Выход мяса с кролика</w:t>
-        <w:br/>
-        <w:t>Оценка доброкачественности мяса</w:t>
-      </w:r>
-    </w:p>
-    <w:p>
-      <w:r>
-        <w:t>В зависимости от типа производственной линии, установленной на предприятии, эти операции могут производиться вручную, механизированным способом или автоматически. Автоматизированные линии обеспечивают самую высокую производительность, позволяют снизить себестоимость переработки и повысить рентабельность работы мясоперерабатывающего предприятия.</w:t>
-        <w:br/>
-        <w:t>## Подготовка тушек для переработки</w:t>
-      </w:r>
-    </w:p>
-    <w:p>
-      <w:r>
-        <w:t>Первичный этап технологического цикла по переработке кролика – убой животных. Он происходит по следующей схеме:</w:t>
-        <w:br/>
-        <w:t>Оглушение. Кролик оглушается таким образом, чтобы это состояние длилось не менее 3 минут, но при этом у животного не останавливалось сердце. Электрический импульс поступает в тело через контактную пластину, которой касается животное носом.</w:t>
-        <w:br/>
-        <w:t>Убой. Может производиться двумя способами в зависимости от типа устройства, установленного на мясоперерабатывающем предприятии. Забой производится путем вскрытия сонных артерий или отрезанием головы. В обеих случаях обработка производится в подвешенном состоянии.</w:t>
-        <w:br/>
-        <w:t>Обескровливание. Кровь после убоя собирается в специальные желоба во время нахождения тушки в вертикальном положении. Этот этап необходим для того, чтобы придать более привлекательный с точки зрения потребителя внешний вид готовому продукту.</w:t>
-        <w:br/>
-        <w:t>По окончании процесса обескровливания производится снятие шкурок животных, которые затем отправляются на дальнейшую переработку. Тушки в большинстве случаев снимаются в два этапа вручную.</w:t>
-        <w:br/>
-        <w:t>В процессе снятия шкурки или до этого этапа отрезаются уши и лапки животного. Это делается на автоматизированной производственной линии для увеличения производительности труда.</w:t>
-        <w:br/>
-        <w:t>## Нутрование тушек</w:t>
-      </w:r>
-    </w:p>
-    <w:p>
-      <w:r>
-        <w:t>После предварительно обработки тушки нутруются для удаления внутренних органов. Субпродукты затем идут на сортировку и дальнейшую переработку. Дальнейшая схема переработки состоит из следующих этапов:</w:t>
-        <w:br/>
-        <w:t>Проводится санитарно-эпидемиологическая экспертиза мяса и наносится маркировка, подтверждающая соответствие действующим стандартам.</w:t>
-        <w:br/>
-        <w:t>Осуществляется формовка тушки согласно действующему на предприятии стандарту. На этом этапе тушку складывают таким образом, чтобы она имела привлекательный для покупателя внешний вид.</w:t>
-        <w:br/>
-        <w:t>Туалет. Производится очистка мяса путем его орошения или погружения в воду со специальными добавками.</w:t>
-        <w:br/>
-        <w:t>Остывание. Этот этап длиться до тех пор, пока на мясной поверхности не образуется подсохшая корочка.</w:t>
-        <w:br/>
-        <w:t>Сортировка. Готовые тушки разделяются на группы по размеру и другим параметрам, производится их взвешивание.</w:t>
-        <w:br/>
-        <w:t>Упаковка и маркировка. Мясная продукция из кролика упаковывается в вакуумные пакеты или другим способом, на него наносится предусмотренная законом маркировка, после чего они направляются в холодильник для замораживания или хранения без замораживания до отправки конечному покупателю.</w:t>
-        <w:br/>
-        <w:t>Тушки – не единственный вариант готовой продукции, которую можно получить из кролика. В зависимости от комплектования технологической линии целую тушку с лапками или без них можно разделить на верхнюю и нижнюю часть.</w:t>
-        <w:br/>
-        <w:t>## Охлаждение и хранение мяса кроликов</w:t>
-      </w:r>
-    </w:p>
-    <w:p>
-      <w:r>
-        <w:t>Обработка мяса предполагает его охлаждение. Тушки укладывают в ящики без крышек, которые устанавливают штабелями в 5-6 ярусов. В камере, предназначенной для охлаждения, поддерживается температура на уровне 0 градусов и влажность 90%. Охлаждение тушек выполняется до тех пор, пока в толще задних лап температура не снизится до +1 градуса. В таком виде мясо кроликов нельзя хранить дольше 4 суток, иначе оно начнет портиться из-за развития микрофлоры. При хранении тушек в охлажденном состоянии важно не допускать колебания температуры и влажности, чтобы не произошло ослизнение продукции.</w:t>
-        <w:br/>
-        <w:t>Для более длительного сбережения мясной продукции применяется ее замораживание. После охлаждения происходит заморозка тушек до тех пор, пока в толще мяса температура не снизится до -6 градусов. В камерах ящики с тушками устанавливают точно также штабелями по 5-6 штук, располагают в шахматном порядке для лучшей циркуляции воздуха. Длительное хранение (до 6 месяцев) возможно только в условиях заморозки, когда мясо сберегается при температуре -9 градусов и влажности от 80 до 90%.</w:t>
-        <w:br/>
-        <w:t>## Первичная обработка кролика</w:t>
-      </w:r>
-    </w:p>
-    <w:p>
-      <w:r>
-        <w:t>На предприятиях по переработке мяса кролики поступают в потрошенном и обескровленном виде в охлажденном или замороженном состоянии. У них отделена голова по первому позвонку, из внутренних органов оставлены только почки. Передние лапы отделены по запястью, а задние по суставу.</w:t>
-        <w:br/>
-        <w:t>При поступлении в замороженном виде сначала производят оттаивание тушек. Для этого их оставляют на 6-8 часов на столах и стеллажах мясного цеха, после чего обсушивают путем обтирания тканью.</w:t>
-        <w:br/>
-        <w:t>После этого с тушек срезаются клейма, они используются в целом виде или разделяются на полуфабрикаты. Практикуются такие схемы разделения:</w:t>
-        <w:br/>
-        <w:t>На две половины. Для разделения на переднюю и заднюю половину линия должна проходить по последнему позвонку поясничного отдела.</w:t>
-        <w:br/>
-        <w:t>На четыре полуфабриката. В этом случае от тушек отделяют лопатки и окорочка, разделяют ее на спинную и переднюю части. Там где присутствует выступ тазовой кости, выполняется отделение окорочков. После срезания лопаток отрубается грудина (по 5-6 ребру).</w:t>
-        <w:br/>
-        <w:t>## Схема разделки кролика</w:t>
-      </w:r>
-    </w:p>
-    <w:p>
-      <w:r>
-        <w:t>Разделку осуществляют поэтапно.</w:t>
-        <w:br/>
-        <w:t>Отделяется задняя часть с конечностями. Кроличья тушка располагается на доске так, чтобы живот оказался внизу. Задние лапы нужно растопырить. Надрезают мякоть, чтобы нож дошел до кости, затем ножницами для разделки птицы переламывают эту кость.</w:t>
-        <w:br/>
-        <w:t>Ноги правильно отделять, разрезая их сухожилия, начиная от центра, в месте расположения хвоста. Там, где соединяются суставы голени и бедра, нужно сделать разрез. Разделка задних лап крупных особей половинчатая, каждая нога делится на 2 части. Порционных кусков будет в этом случае 5: один с хвостовой части и четыре с лап.</w:t>
-        <w:br/>
-        <w:t>## Особенности технологического оборудования для переработки кролика</w:t>
-      </w:r>
-    </w:p>
-    <w:p>
-      <w:r>
-        <w:t>Производители выпускают линии по переработке кролика в виде отдельных модулей, из которых можно собрать целостный комплекс для выполнения необходимых этапов обработки. Все части устройств делаются из полимеров или нержавеющей стали для увеличения срока эксплуатации, защиты от коррозии, удобства очистки между циклами переработки.</w:t>
-        <w:br/>
-        <w:t>Использование автоматизированных систем позволяет перерабатывать до 5 тыс. кроликов в час и уменьшить количество технического персонала, который задействован в процессе производства.</w:t>
-      </w:r>
-    </w:p>
-    <w:p>
-      <w:pPr>
-        <w:pStyle w:val="Heading3"/>
-      </w:pPr>
-      <w:r>
-        <w:t>Табл. 140</w:t>
-      </w:r>
-    </w:p>
-    <w:p>
-      <w:pPr>
-        <w:pStyle w:val="Heading3"/>
-      </w:pPr>
-      <w:r>
-        <w:t>Выход мяса с кролика (средний выход)</w:t>
-      </w:r>
-    </w:p>
-    <w:p>
-      <w:pPr>
-        <w:pStyle w:val="Heading3"/>
-      </w:pPr>
-      <w:r>
-        <w:t>Оценка доброкачественности мяса</w:t>
-      </w:r>
-    </w:p>
-    <w:p>
-      <w:r>
-        <w:t>При переработке кроликов полученную продукцию разделяют на две категории:</w:t>
-      </w:r>
-    </w:p>
-    <w:p>
-      <w:r>
-        <w:t>Основная. К этой группе относится мясо и печень, пух и шкурки.</w:t>
-        <w:br/>
-        <w:t>Побочная. Это все компоненты, полученные после убоя животного, которые представляют меньшую ценность: кожа без меха, лапы, субпродукты (кроме печени), уши, хвост. Они применяются для изготовления удобрений, кормов, клея.</w:t>
-        <w:br/>
-        <w:t>Мясо кроликов высоко ценится, поскольку содержит мало жира и холестерина, поэтому относится к диетическим сортам. В нем минимальное количество пуриновых оснований (25 мг/100 г), оно хорошо связывает воду. Из него изготавливаются различные блюда, полуфабрикаты, консервы.</w:t>
-        <w:br/>
-        <w:t>Качественное мясо кролика должно соответствовать таким критериям:</w:t>
-        <w:br/>
-        <w:t>Цвет. Светлый, бледно-розовый, равномерный, без потемнений и кровоподтеков, следов обветривания.</w:t>
-        <w:br/>
-        <w:t>Консистенция. Плотная, упругая, с мышцами в виде тонких волокон. При надавливании на мясо образующаяся ямка быстро выравнивается.</w:t>
-        <w:br/>
-        <w:t>Запах. Специфический, чуть кисловатый, без посторонних оттенков.</w:t>
-        <w:br/>
-        <w:t>Пропорции. В тушке удельный вес съедобных частей и выход мяса высокий, кости тонкие. Она имеет компактные размеры.</w:t>
-        <w:br/>
-        <w:t>Самыми диетическими считаются кролики возрастом не более 2 месяцев. После того как они достигают веса в 2,5 кг у них начинается увеличение количества жировой ткани по отношению к мышечной, из-за чего диетические свойства снижаются.</w:t>
-      </w:r>
-    </w:p>
-    <w:p>
-      <w:pPr>
-        <w:pStyle w:val="Heading3"/>
-      </w:pPr>
-      <w:r>
-        <w:t>Технологии изготовления комбикорма</w:t>
-      </w:r>
-    </w:p>
-    <w:p>
-      <w:r>
-        <w:t>Современные корма для животных изготавливаются на автоматизированных производственных линиях. Они проходят следующие этапы переработки:</w:t>
-      </w:r>
-    </w:p>
-    <w:p>
-      <w:r>
-        <w:t>Очистка – отделение от пленок, оболочек, грязи и посторонних предметов.</w:t>
-        <w:br/>
-        <w:t>Измельчение до нужной фракции в зависимости от вида животных и формы выпуска комбикорма.</w:t>
-        <w:br/>
-        <w:t>Однородное смешивание с помощью промышленных миксеров.</w:t>
-        <w:br/>
-        <w:t>Повышение пластичности – нагрев и увлажнение.</w:t>
-        <w:br/>
-        <w:t>Дезинфекцию – обработку паром для уничтожения вредных микроорганизмов.</w:t>
-        <w:br/>
-        <w:t>Гранулирование – прессование под нагревом для образования устойчивых комков.</w:t>
-        <w:br/>
-        <w:t>Охлаждение и уменьшение влажности.</w:t>
-        <w:br/>
-        <w:t>Фасовка в заранее подготовленную тару – мешки, пакеты или коробки.</w:t>
-      </w:r>
-    </w:p>
-    <w:p>
-      <w:r>
-        <w:t>Большинство видов комбикорма для КРС и других животных выпускаются в гранулированной форме. Такая технология имеет свои преимущества. Во-первых, она повышает эффективность откорма – животное ест все компоненты корма, а не выбирает самые вкусные.</w:t>
-      </w:r>
-    </w:p>
-    <w:p>
-      <w:r>
-        <w:t>Во-вторых, нагрев и обработка паром при формировании комков уничтожают большинство вредных микроорганизмов, уменьшая количество случаев заболевания. В-третьих, гранулированный корм очень удобен для перевозки и хранения – не высыпается через мелкие отверстия, долго сохраняет свои свойства.</w:t>
       </w:r>
     </w:p>
     <w:sectPr>
